--- a/registry/jobs/2026-08-29_144117_labs-madisoft_symfony-developer/application/CV_ValentinNikolaev_madisoft_SymfonyDeveloper.docx
+++ b/registry/jobs/2026-08-29_144117_labs-madisoft_symfony-developer/application/CV_ValentinNikolaev_madisoft_SymfonyDeveloper.docx
@@ -36,7 +36,7 @@
           <w:szCs w:val="24"/>
           <w:rtl w:val="false"/>
         </w:rPr>
-        <w:t xml:space="preserve">Symfony Developer — PHP, Backend Systems and Reliable Delivery</w:t>
+        <w:t xml:space="preserve">Symfony Developer — PHP Backend &amp; Platform Engineering</w:t>
       </w:r>
     </w:p>
     <w:p>
@@ -55,7 +55,7 @@
         </w:rPr>
         <w:t xml:space="preserve">Rome, Italy | </w:t>
       </w:r>
-      <w:hyperlink w:history="1" r:id="rIdn4fhwbscy-33-bnywupnz">
+      <w:hyperlink w:history="1" r:id="rIdoe07tawuwmvoaloiahmey">
         <w:r>
           <w:rPr>
             <w:rFonts w:ascii="Aptos" w:cs="Aptos" w:eastAsia="Aptos" w:hAnsi="Aptos"/>
@@ -76,8 +76,55 @@
           <w:szCs w:val="24"/>
           <w:rtl w:val="false"/>
         </w:rPr>
-        <w:t xml:space="preserve"> | +39 351 370 1194 | linkedin.com/in/valentinnikolaev | github.com/ValentinNikolaev</w:t>
-      </w:r>
+        <w:t xml:space="preserve"> | +39 351 370 1194</w:t>
+      </w:r>
+      <w:r>
+        <w:rPr>
+          <w:rFonts w:ascii="Aptos" w:cs="Aptos" w:eastAsia="Aptos" w:hAnsi="Aptos"/>
+          <w:color w:val="000000"/>
+          <w:sz w:val="24"/>
+          <w:szCs w:val="24"/>
+          <w:rtl w:val="false"/>
+        </w:rPr>
+        <w:t xml:space="preserve">
+</w:t>
+      </w:r>
+      <w:hyperlink w:history="1" r:id="rIdbm4xoyrjzdutnzluumws4">
+        <w:r>
+          <w:rPr>
+            <w:rFonts w:ascii="Aptos" w:cs="Aptos" w:eastAsia="Aptos" w:hAnsi="Aptos"/>
+            <w:color w:val="0000FF"/>
+            <w:sz w:val="24"/>
+            <w:szCs w:val="24"/>
+            <w:u w:val="single"/>
+            <w:rtl w:val="false"/>
+          </w:rPr>
+          <w:t xml:space="preserve">https://linkedin.com/in/valentinnikolaev</w:t>
+        </w:r>
+      </w:hyperlink>
+      <w:r>
+        <w:rPr>
+          <w:rFonts w:ascii="Aptos" w:cs="Aptos" w:eastAsia="Aptos" w:hAnsi="Aptos"/>
+          <w:color w:val="000000"/>
+          <w:sz w:val="24"/>
+          <w:szCs w:val="24"/>
+          <w:rtl w:val="false"/>
+        </w:rPr>
+        <w:t xml:space="preserve"> | </w:t>
+      </w:r>
+      <w:hyperlink w:history="1" r:id="rId8_fvqu-bnj5zb2a0rdqyv">
+        <w:r>
+          <w:rPr>
+            <w:rFonts w:ascii="Aptos" w:cs="Aptos" w:eastAsia="Aptos" w:hAnsi="Aptos"/>
+            <w:color w:val="0000FF"/>
+            <w:sz w:val="24"/>
+            <w:szCs w:val="24"/>
+            <w:u w:val="single"/>
+            <w:rtl w:val="false"/>
+          </w:rPr>
+          <w:t xml:space="preserve">https://github.com/ValentinNikolaev</w:t>
+        </w:r>
+      </w:hyperlink>
     </w:p>
     <w:p>
       <w:pPr>
@@ -113,7 +160,7 @@
           <w:szCs w:val="24"/>
           <w:rtl w:val="false"/>
         </w:rPr>
-        <w:t xml:space="preserve">Backend engineer with 15+ years of production experience in PHP and Go. I build clean, maintainable APIs and asynchronous systems and have recent experience with Symfony, Laravel, RabbitMQ, cloud infrastructure, CI/CD, performance work and production reliability. I value collaborative delivery, clear system design and software that remains operable as it evolves.</w:t>
+        <w:t xml:space="preserve">PHP and Go backend engineer and technical lead with 15+ years of production experience. I build maintainable APIs, integrations, messaging services, and operationally reliable platforms using Symfony, Laravel, SQL databases, RabbitMQ, AWS, Kubernetes, and CI/CD tooling. For Labs Madisoft's Symfony developer role, I offer direct Symfony/PHP delivery, measurable performance work, event-driven integration experience, and collaborative technical leadership. My experience includes code review, technical mentoring, API and database optimisation, container migration, versioned event schemas, delivery guarantees, retry behaviour, and observability.</w:t>
       </w:r>
     </w:p>
     <w:p>
@@ -138,6 +185,886 @@
     </w:p>
     <w:p>
       <w:pPr>
+        <w:pStyle w:val="ListParagraph"/>
+        <w:numPr>
+          <w:ilvl w:val="0"/>
+          <w:numId w:val="1"/>
+        </w:numPr>
+        <w:bidi w:val="false"/>
+        <w:spacing w:after="60" w:before="60"/>
+      </w:pPr>
+      <w:r>
+        <w:rPr>
+          <w:rFonts w:ascii="Aptos" w:cs="Aptos" w:eastAsia="Aptos" w:hAnsi="Aptos"/>
+          <w:color w:val="000000"/>
+          <w:sz w:val="24"/>
+          <w:szCs w:val="24"/>
+          <w:rtl w:val="false"/>
+        </w:rPr>
+        <w:t xml:space="preserve">PHP</w:t>
+      </w:r>
+    </w:p>
+    <w:p>
+      <w:pPr>
+        <w:pStyle w:val="ListParagraph"/>
+        <w:numPr>
+          <w:ilvl w:val="0"/>
+          <w:numId w:val="1"/>
+        </w:numPr>
+        <w:bidi w:val="false"/>
+        <w:spacing w:after="60" w:before="60"/>
+      </w:pPr>
+      <w:r>
+        <w:rPr>
+          <w:rFonts w:ascii="Aptos" w:cs="Aptos" w:eastAsia="Aptos" w:hAnsi="Aptos"/>
+          <w:color w:val="000000"/>
+          <w:sz w:val="24"/>
+          <w:szCs w:val="24"/>
+          <w:rtl w:val="false"/>
+        </w:rPr>
+        <w:t xml:space="preserve">Symfony</w:t>
+      </w:r>
+    </w:p>
+    <w:p>
+      <w:pPr>
+        <w:pStyle w:val="ListParagraph"/>
+        <w:numPr>
+          <w:ilvl w:val="0"/>
+          <w:numId w:val="1"/>
+        </w:numPr>
+        <w:bidi w:val="false"/>
+        <w:spacing w:after="60" w:before="60"/>
+      </w:pPr>
+      <w:r>
+        <w:rPr>
+          <w:rFonts w:ascii="Aptos" w:cs="Aptos" w:eastAsia="Aptos" w:hAnsi="Aptos"/>
+          <w:color w:val="000000"/>
+          <w:sz w:val="24"/>
+          <w:szCs w:val="24"/>
+          <w:rtl w:val="false"/>
+        </w:rPr>
+        <w:t xml:space="preserve">Laravel</w:t>
+      </w:r>
+    </w:p>
+    <w:p>
+      <w:pPr>
+        <w:pStyle w:val="ListParagraph"/>
+        <w:numPr>
+          <w:ilvl w:val="0"/>
+          <w:numId w:val="1"/>
+        </w:numPr>
+        <w:bidi w:val="false"/>
+        <w:spacing w:after="60" w:before="60"/>
+      </w:pPr>
+      <w:r>
+        <w:rPr>
+          <w:rFonts w:ascii="Aptos" w:cs="Aptos" w:eastAsia="Aptos" w:hAnsi="Aptos"/>
+          <w:color w:val="000000"/>
+          <w:sz w:val="24"/>
+          <w:szCs w:val="24"/>
+          <w:rtl w:val="false"/>
+        </w:rPr>
+        <w:t xml:space="preserve">Go</w:t>
+      </w:r>
+    </w:p>
+    <w:p>
+      <w:pPr>
+        <w:pStyle w:val="ListParagraph"/>
+        <w:numPr>
+          <w:ilvl w:val="0"/>
+          <w:numId w:val="1"/>
+        </w:numPr>
+        <w:bidi w:val="false"/>
+        <w:spacing w:after="60" w:before="60"/>
+      </w:pPr>
+      <w:r>
+        <w:rPr>
+          <w:rFonts w:ascii="Aptos" w:cs="Aptos" w:eastAsia="Aptos" w:hAnsi="Aptos"/>
+          <w:color w:val="000000"/>
+          <w:sz w:val="24"/>
+          <w:szCs w:val="24"/>
+          <w:rtl w:val="false"/>
+        </w:rPr>
+        <w:t xml:space="preserve">REST APIs</w:t>
+      </w:r>
+    </w:p>
+    <w:p>
+      <w:pPr>
+        <w:pStyle w:val="ListParagraph"/>
+        <w:numPr>
+          <w:ilvl w:val="0"/>
+          <w:numId w:val="1"/>
+        </w:numPr>
+        <w:bidi w:val="false"/>
+        <w:spacing w:after="60" w:before="60"/>
+      </w:pPr>
+      <w:r>
+        <w:rPr>
+          <w:rFonts w:ascii="Aptos" w:cs="Aptos" w:eastAsia="Aptos" w:hAnsi="Aptos"/>
+          <w:color w:val="000000"/>
+          <w:sz w:val="24"/>
+          <w:szCs w:val="24"/>
+          <w:rtl w:val="false"/>
+        </w:rPr>
+        <w:t xml:space="preserve">MySQL</w:t>
+      </w:r>
+    </w:p>
+    <w:p>
+      <w:pPr>
+        <w:pStyle w:val="ListParagraph"/>
+        <w:numPr>
+          <w:ilvl w:val="0"/>
+          <w:numId w:val="1"/>
+        </w:numPr>
+        <w:bidi w:val="false"/>
+        <w:spacing w:after="60" w:before="60"/>
+      </w:pPr>
+      <w:r>
+        <w:rPr>
+          <w:rFonts w:ascii="Aptos" w:cs="Aptos" w:eastAsia="Aptos" w:hAnsi="Aptos"/>
+          <w:color w:val="000000"/>
+          <w:sz w:val="24"/>
+          <w:szCs w:val="24"/>
+          <w:rtl w:val="false"/>
+        </w:rPr>
+        <w:t xml:space="preserve">PostgreSQL</w:t>
+      </w:r>
+    </w:p>
+    <w:p>
+      <w:pPr>
+        <w:pStyle w:val="ListParagraph"/>
+        <w:numPr>
+          <w:ilvl w:val="0"/>
+          <w:numId w:val="1"/>
+        </w:numPr>
+        <w:bidi w:val="false"/>
+        <w:spacing w:after="60" w:before="60"/>
+      </w:pPr>
+      <w:r>
+        <w:rPr>
+          <w:rFonts w:ascii="Aptos" w:cs="Aptos" w:eastAsia="Aptos" w:hAnsi="Aptos"/>
+          <w:color w:val="000000"/>
+          <w:sz w:val="24"/>
+          <w:szCs w:val="24"/>
+          <w:rtl w:val="false"/>
+        </w:rPr>
+        <w:t xml:space="preserve">RabbitMQ</w:t>
+      </w:r>
+    </w:p>
+    <w:p>
+      <w:pPr>
+        <w:pStyle w:val="ListParagraph"/>
+        <w:numPr>
+          <w:ilvl w:val="0"/>
+          <w:numId w:val="1"/>
+        </w:numPr>
+        <w:bidi w:val="false"/>
+        <w:spacing w:after="60" w:before="60"/>
+      </w:pPr>
+      <w:r>
+        <w:rPr>
+          <w:rFonts w:ascii="Aptos" w:cs="Aptos" w:eastAsia="Aptos" w:hAnsi="Aptos"/>
+          <w:color w:val="000000"/>
+          <w:sz w:val="24"/>
+          <w:szCs w:val="24"/>
+          <w:rtl w:val="false"/>
+        </w:rPr>
+        <w:t xml:space="preserve">AWS</w:t>
+      </w:r>
+    </w:p>
+    <w:p>
+      <w:pPr>
+        <w:pStyle w:val="ListParagraph"/>
+        <w:numPr>
+          <w:ilvl w:val="0"/>
+          <w:numId w:val="1"/>
+        </w:numPr>
+        <w:bidi w:val="false"/>
+        <w:spacing w:after="60" w:before="60"/>
+      </w:pPr>
+      <w:r>
+        <w:rPr>
+          <w:rFonts w:ascii="Aptos" w:cs="Aptos" w:eastAsia="Aptos" w:hAnsi="Aptos"/>
+          <w:color w:val="000000"/>
+          <w:sz w:val="24"/>
+          <w:szCs w:val="24"/>
+          <w:rtl w:val="false"/>
+        </w:rPr>
+        <w:t xml:space="preserve">Kubernetes</w:t>
+      </w:r>
+    </w:p>
+    <w:p>
+      <w:pPr>
+        <w:pStyle w:val="ListParagraph"/>
+        <w:numPr>
+          <w:ilvl w:val="0"/>
+          <w:numId w:val="1"/>
+        </w:numPr>
+        <w:bidi w:val="false"/>
+        <w:spacing w:after="60" w:before="60"/>
+      </w:pPr>
+      <w:r>
+        <w:rPr>
+          <w:rFonts w:ascii="Aptos" w:cs="Aptos" w:eastAsia="Aptos" w:hAnsi="Aptos"/>
+          <w:color w:val="000000"/>
+          <w:sz w:val="24"/>
+          <w:szCs w:val="24"/>
+          <w:rtl w:val="false"/>
+        </w:rPr>
+        <w:t xml:space="preserve">CI/CD</w:t>
+      </w:r>
+    </w:p>
+    <w:p>
+      <w:pPr>
+        <w:pStyle w:val="ListParagraph"/>
+        <w:numPr>
+          <w:ilvl w:val="0"/>
+          <w:numId w:val="1"/>
+        </w:numPr>
+        <w:bidi w:val="false"/>
+        <w:spacing w:after="60" w:before="60"/>
+      </w:pPr>
+      <w:r>
+        <w:rPr>
+          <w:rFonts w:ascii="Aptos" w:cs="Aptos" w:eastAsia="Aptos" w:hAnsi="Aptos"/>
+          <w:color w:val="000000"/>
+          <w:sz w:val="24"/>
+          <w:szCs w:val="24"/>
+          <w:rtl w:val="false"/>
+        </w:rPr>
+        <w:t xml:space="preserve">GitHub Actions</w:t>
+      </w:r>
+    </w:p>
+    <w:p>
+      <w:pPr>
+        <w:pStyle w:val="ListParagraph"/>
+        <w:numPr>
+          <w:ilvl w:val="0"/>
+          <w:numId w:val="1"/>
+        </w:numPr>
+        <w:bidi w:val="false"/>
+        <w:spacing w:after="60" w:before="60"/>
+      </w:pPr>
+      <w:r>
+        <w:rPr>
+          <w:rFonts w:ascii="Aptos" w:cs="Aptos" w:eastAsia="Aptos" w:hAnsi="Aptos"/>
+          <w:color w:val="000000"/>
+          <w:sz w:val="24"/>
+          <w:szCs w:val="24"/>
+          <w:rtl w:val="false"/>
+        </w:rPr>
+        <w:t xml:space="preserve">ArgoCD</w:t>
+      </w:r>
+    </w:p>
+    <w:p>
+      <w:pPr>
+        <w:pStyle w:val="ListParagraph"/>
+        <w:numPr>
+          <w:ilvl w:val="0"/>
+          <w:numId w:val="1"/>
+        </w:numPr>
+        <w:bidi w:val="false"/>
+        <w:spacing w:after="60" w:before="60"/>
+      </w:pPr>
+      <w:r>
+        <w:rPr>
+          <w:rFonts w:ascii="Aptos" w:cs="Aptos" w:eastAsia="Aptos" w:hAnsi="Aptos"/>
+          <w:color w:val="000000"/>
+          <w:sz w:val="24"/>
+          <w:szCs w:val="24"/>
+          <w:rtl w:val="false"/>
+        </w:rPr>
+        <w:t xml:space="preserve">Helm</w:t>
+      </w:r>
+    </w:p>
+    <w:p>
+      <w:pPr>
+        <w:pStyle w:val="ListParagraph"/>
+        <w:numPr>
+          <w:ilvl w:val="0"/>
+          <w:numId w:val="1"/>
+        </w:numPr>
+        <w:bidi w:val="false"/>
+        <w:spacing w:after="60" w:before="60"/>
+      </w:pPr>
+      <w:r>
+        <w:rPr>
+          <w:rFonts w:ascii="Aptos" w:cs="Aptos" w:eastAsia="Aptos" w:hAnsi="Aptos"/>
+          <w:color w:val="000000"/>
+          <w:sz w:val="24"/>
+          <w:szCs w:val="24"/>
+          <w:rtl w:val="false"/>
+        </w:rPr>
+        <w:t xml:space="preserve">Prometheus</w:t>
+      </w:r>
+    </w:p>
+    <w:p>
+      <w:pPr>
+        <w:pStyle w:val="2"/>
+        <w:pStyle w:val="Heading2"/>
+        <w:bidi w:val="false"/>
+        <w:spacing w:after="120" w:before="240"/>
+      </w:pPr>
+      <w:bookmarkStart w:name="_Toc_Experience_4" w:id="1"/>
+      <w:r>
+        <w:rPr>
+          <w:rFonts w:ascii="Aptos" w:cs="Aptos" w:eastAsia="Aptos" w:hAnsi="Aptos"/>
+          <w:color w:val="000000"/>
+          <w:sz w:val="28"/>
+          <w:szCs w:val="28"/>
+          <w:rtl w:val="false"/>
+        </w:rPr>
+        <w:t xml:space="preserve">Experience</w:t>
+      </w:r>
+      <w:bookmarkEnd w:id="1"/>
+    </w:p>
+    <w:p>
+      <w:pPr>
+        <w:pStyle w:val="3"/>
+        <w:pStyle w:val="Heading3"/>
+        <w:bidi w:val="false"/>
+        <w:spacing w:after="120" w:before="240"/>
+      </w:pPr>
+      <w:bookmarkStart w:name="_Toc_Simplelife_Software_Developer_November_2_5" w:id="1"/>
+      <w:r>
+        <w:rPr>
+          <w:rFonts w:ascii="Aptos" w:cs="Aptos" w:eastAsia="Aptos" w:hAnsi="Aptos"/>
+          <w:color w:val="000000"/>
+          <w:sz w:val="24"/>
+          <w:szCs w:val="24"/>
+          <w:rtl w:val="false"/>
+        </w:rPr>
+        <w:t xml:space="preserve">Simple.life — Software Developer | November 2023 – July 2026</w:t>
+      </w:r>
+      <w:bookmarkEnd w:id="1"/>
+    </w:p>
+    <w:p>
+      <w:pPr>
+        <w:pStyle w:val="ListParagraph"/>
+        <w:numPr>
+          <w:ilvl w:val="0"/>
+          <w:numId w:val="1"/>
+        </w:numPr>
+        <w:bidi w:val="false"/>
+        <w:spacing w:after="60" w:before="60"/>
+      </w:pPr>
+      <w:r>
+        <w:rPr>
+          <w:rFonts w:ascii="Aptos" w:cs="Aptos" w:eastAsia="Aptos" w:hAnsi="Aptos"/>
+          <w:color w:val="000000"/>
+          <w:sz w:val="24"/>
+          <w:szCs w:val="24"/>
+          <w:rtl w:val="false"/>
+        </w:rPr>
+        <w:t xml:space="preserve">Designed and owned a Go support-automation platform connecting Zendesk, Intercom, and internal services.</w:t>
+      </w:r>
+    </w:p>
+    <w:p>
+      <w:pPr>
+        <w:pStyle w:val="ListParagraph"/>
+        <w:numPr>
+          <w:ilvl w:val="0"/>
+          <w:numId w:val="1"/>
+        </w:numPr>
+        <w:bidi w:val="false"/>
+        <w:spacing w:after="60" w:before="60"/>
+      </w:pPr>
+      <w:r>
+        <w:rPr>
+          <w:rFonts w:ascii="Aptos" w:cs="Aptos" w:eastAsia="Aptos" w:hAnsi="Aptos"/>
+          <w:color w:val="000000"/>
+          <w:sz w:val="24"/>
+          <w:szCs w:val="24"/>
+          <w:rtl w:val="false"/>
+        </w:rPr>
+        <w:t xml:space="preserve">Built API orchestration for ticket routing, classification, and lifecycle tracking.</w:t>
+      </w:r>
+    </w:p>
+    <w:p>
+      <w:pPr>
+        <w:pStyle w:val="ListParagraph"/>
+        <w:numPr>
+          <w:ilvl w:val="0"/>
+          <w:numId w:val="1"/>
+        </w:numPr>
+        <w:bidi w:val="false"/>
+        <w:spacing w:after="60" w:before="60"/>
+      </w:pPr>
+      <w:r>
+        <w:rPr>
+          <w:rFonts w:ascii="Aptos" w:cs="Aptos" w:eastAsia="Aptos" w:hAnsi="Aptos"/>
+          <w:color w:val="000000"/>
+          <w:sz w:val="24"/>
+          <w:szCs w:val="24"/>
+          <w:rtl w:val="false"/>
+        </w:rPr>
+        <w:t xml:space="preserve">Integrated auto-triage flows that automated or deflected up to 30% of inbound tickets.</w:t>
+      </w:r>
+    </w:p>
+    <w:p>
+      <w:pPr>
+        <w:pStyle w:val="ListParagraph"/>
+        <w:numPr>
+          <w:ilvl w:val="0"/>
+          <w:numId w:val="1"/>
+        </w:numPr>
+        <w:bidi w:val="false"/>
+        <w:spacing w:after="60" w:before="60"/>
+      </w:pPr>
+      <w:r>
+        <w:rPr>
+          <w:rFonts w:ascii="Aptos" w:cs="Aptos" w:eastAsia="Aptos" w:hAnsi="Aptos"/>
+          <w:color w:val="000000"/>
+          <w:sz w:val="24"/>
+          <w:szCs w:val="24"/>
+          <w:rtl w:val="false"/>
+        </w:rPr>
+        <w:t xml:space="preserve">Migrated business-critical flows to Intercom's real-time engine, improving first response by 35% and resolution rate by 28%.</w:t>
+      </w:r>
+    </w:p>
+    <w:p>
+      <w:pPr>
+        <w:pStyle w:val="ListParagraph"/>
+        <w:numPr>
+          <w:ilvl w:val="0"/>
+          <w:numId w:val="1"/>
+        </w:numPr>
+        <w:bidi w:val="false"/>
+        <w:spacing w:after="60" w:before="60"/>
+      </w:pPr>
+      <w:r>
+        <w:rPr>
+          <w:rFonts w:ascii="Aptos" w:cs="Aptos" w:eastAsia="Aptos" w:hAnsi="Aptos"/>
+          <w:color w:val="000000"/>
+          <w:sz w:val="24"/>
+          <w:szCs w:val="24"/>
+          <w:rtl w:val="false"/>
+        </w:rPr>
+        <w:t xml:space="preserve">Built resilient message-delivery pipelines with retries and monitoring, reducing incident-related disruptions by over 50%.
+Technologies: Go, REST APIs, Zendesk, Intercom, monitoring.</w:t>
+      </w:r>
+    </w:p>
+    <w:p>
+      <w:pPr>
+        <w:pStyle w:val="3"/>
+        <w:pStyle w:val="Heading3"/>
+        <w:bidi w:val="false"/>
+        <w:spacing w:after="120" w:before="240"/>
+      </w:pPr>
+      <w:bookmarkStart w:name="_Toc_CRURATED_PHP_Software_Developer_concurre_6" w:id="1"/>
+      <w:r>
+        <w:rPr>
+          <w:rFonts w:ascii="Aptos" w:cs="Aptos" w:eastAsia="Aptos" w:hAnsi="Aptos"/>
+          <w:color w:val="000000"/>
+          <w:sz w:val="24"/>
+          <w:szCs w:val="24"/>
+          <w:rtl w:val="false"/>
+        </w:rPr>
+        <w:t xml:space="preserve">CRURATED — PHP Software Developer, concurrent part-time subcontract | August 2024 – January 2026</w:t>
+      </w:r>
+      <w:bookmarkEnd w:id="1"/>
+    </w:p>
+    <w:p>
+      <w:pPr>
+        <w:pStyle w:val="ListParagraph"/>
+        <w:numPr>
+          <w:ilvl w:val="0"/>
+          <w:numId w:val="1"/>
+        </w:numPr>
+        <w:bidi w:val="false"/>
+        <w:spacing w:after="60" w:before="60"/>
+      </w:pPr>
+      <w:r>
+        <w:rPr>
+          <w:rFonts w:ascii="Aptos" w:cs="Aptos" w:eastAsia="Aptos" w:hAnsi="Aptos"/>
+          <w:color w:val="000000"/>
+          <w:sz w:val="24"/>
+          <w:szCs w:val="24"/>
+          <w:rtl w:val="false"/>
+        </w:rPr>
+        <w:t xml:space="preserve">Architected event analytics infrastructure using queues and AWS EventBridge, increasing DataLake throughput by over 10x.</w:t>
+      </w:r>
+    </w:p>
+    <w:p>
+      <w:pPr>
+        <w:pStyle w:val="ListParagraph"/>
+        <w:numPr>
+          <w:ilvl w:val="0"/>
+          <w:numId w:val="1"/>
+        </w:numPr>
+        <w:bidi w:val="false"/>
+        <w:spacing w:after="60" w:before="60"/>
+      </w:pPr>
+      <w:r>
+        <w:rPr>
+          <w:rFonts w:ascii="Aptos" w:cs="Aptos" w:eastAsia="Aptos" w:hAnsi="Aptos"/>
+          <w:color w:val="000000"/>
+          <w:sz w:val="24"/>
+          <w:szCs w:val="24"/>
+          <w:rtl w:val="false"/>
+        </w:rPr>
+        <w:t xml:space="preserve">Defined versioned event schemas that reduced new analytics-stream implementation from several days to under four hours.</w:t>
+      </w:r>
+    </w:p>
+    <w:p>
+      <w:pPr>
+        <w:pStyle w:val="ListParagraph"/>
+        <w:numPr>
+          <w:ilvl w:val="0"/>
+          <w:numId w:val="1"/>
+        </w:numPr>
+        <w:bidi w:val="false"/>
+        <w:spacing w:after="60" w:before="60"/>
+      </w:pPr>
+      <w:r>
+        <w:rPr>
+          <w:rFonts w:ascii="Aptos" w:cs="Aptos" w:eastAsia="Aptos" w:hAnsi="Aptos"/>
+          <w:color w:val="000000"/>
+          <w:sz w:val="24"/>
+          <w:szCs w:val="24"/>
+          <w:rtl w:val="false"/>
+        </w:rPr>
+        <w:t xml:space="preserve">Implemented routing to webhook and S3 downstreams with backpressure handling, automatic retries, and observability.
+Technologies: PHP, AWS EventBridge, queues, webhooks, S3, observability.</w:t>
+      </w:r>
+    </w:p>
+    <w:p>
+      <w:pPr>
+        <w:pStyle w:val="3"/>
+        <w:pStyle w:val="Heading3"/>
+        <w:bidi w:val="false"/>
+        <w:spacing w:after="120" w:before="240"/>
+      </w:pPr>
+      <w:bookmarkStart w:name="_Toc_airSlate_Senior_Software_Developer_Techn_7" w:id="1"/>
+      <w:r>
+        <w:rPr>
+          <w:rFonts w:ascii="Aptos" w:cs="Aptos" w:eastAsia="Aptos" w:hAnsi="Aptos"/>
+          <w:color w:val="000000"/>
+          <w:sz w:val="24"/>
+          <w:szCs w:val="24"/>
+          <w:rtl w:val="false"/>
+        </w:rPr>
+        <w:t xml:space="preserve">airSlate — Senior Software Developer / Technical Lead | February 2021 – August 2023</w:t>
+      </w:r>
+      <w:bookmarkEnd w:id="1"/>
+    </w:p>
+    <w:p>
+      <w:pPr>
+        <w:pStyle w:val="ListParagraph"/>
+        <w:numPr>
+          <w:ilvl w:val="0"/>
+          <w:numId w:val="1"/>
+        </w:numPr>
+        <w:bidi w:val="false"/>
+        <w:spacing w:after="60" w:before="60"/>
+      </w:pPr>
+      <w:r>
+        <w:rPr>
+          <w:rFonts w:ascii="Aptos" w:cs="Aptos" w:eastAsia="Aptos" w:hAnsi="Aptos"/>
+          <w:color w:val="000000"/>
+          <w:sz w:val="24"/>
+          <w:szCs w:val="24"/>
+          <w:rtl w:val="false"/>
+        </w:rPr>
+        <w:t xml:space="preserve">Developed a Laravel/Symfony product-wide logger package for interservice communication.</w:t>
+      </w:r>
+    </w:p>
+    <w:p>
+      <w:pPr>
+        <w:pStyle w:val="ListParagraph"/>
+        <w:numPr>
+          <w:ilvl w:val="0"/>
+          <w:numId w:val="1"/>
+        </w:numPr>
+        <w:bidi w:val="false"/>
+        <w:spacing w:after="60" w:before="60"/>
+      </w:pPr>
+      <w:r>
+        <w:rPr>
+          <w:rFonts w:ascii="Aptos" w:cs="Aptos" w:eastAsia="Aptos" w:hAnsi="Aptos"/>
+          <w:color w:val="000000"/>
+          <w:sz w:val="24"/>
+          <w:szCs w:val="24"/>
+          <w:rtl w:val="false"/>
+        </w:rPr>
+        <w:t xml:space="preserve">Investigated API and query bottlenecks, decreasing average API response times by 30%.</w:t>
+      </w:r>
+    </w:p>
+    <w:p>
+      <w:pPr>
+        <w:pStyle w:val="ListParagraph"/>
+        <w:numPr>
+          <w:ilvl w:val="0"/>
+          <w:numId w:val="1"/>
+        </w:numPr>
+        <w:bidi w:val="false"/>
+        <w:spacing w:after="60" w:before="60"/>
+      </w:pPr>
+      <w:r>
+        <w:rPr>
+          <w:rFonts w:ascii="Aptos" w:cs="Aptos" w:eastAsia="Aptos" w:hAnsi="Aptos"/>
+          <w:color w:val="000000"/>
+          <w:sz w:val="24"/>
+          <w:szCs w:val="24"/>
+          <w:rtl w:val="false"/>
+        </w:rPr>
+        <w:t xml:space="preserve">Reduced maximum main-database workload to 65%, improving stability during high-traffic periods.</w:t>
+      </w:r>
+    </w:p>
+    <w:p>
+      <w:pPr>
+        <w:pStyle w:val="ListParagraph"/>
+        <w:numPr>
+          <w:ilvl w:val="0"/>
+          <w:numId w:val="1"/>
+        </w:numPr>
+        <w:bidi w:val="false"/>
+        <w:spacing w:after="60" w:before="60"/>
+      </w:pPr>
+      <w:r>
+        <w:rPr>
+          <w:rFonts w:ascii="Aptos" w:cs="Aptos" w:eastAsia="Aptos" w:hAnsi="Aptos"/>
+          <w:color w:val="000000"/>
+          <w:sz w:val="24"/>
+          <w:szCs w:val="24"/>
+          <w:rtl w:val="false"/>
+        </w:rPr>
+        <w:t xml:space="preserve">Migrated managed services from ECS to Kubernetes using Helm, GitHub Actions, and ArgoCD, contributing to 30% cost reduction and over 20% performance improvement.</w:t>
+      </w:r>
+    </w:p>
+    <w:p>
+      <w:pPr>
+        <w:pStyle w:val="ListParagraph"/>
+        <w:numPr>
+          <w:ilvl w:val="0"/>
+          <w:numId w:val="1"/>
+        </w:numPr>
+        <w:bidi w:val="false"/>
+        <w:spacing w:after="60" w:before="60"/>
+      </w:pPr>
+      <w:r>
+        <w:rPr>
+          <w:rFonts w:ascii="Aptos" w:cs="Aptos" w:eastAsia="Aptos" w:hAnsi="Aptos"/>
+          <w:color w:val="000000"/>
+          <w:sz w:val="24"/>
+          <w:szCs w:val="24"/>
+          <w:rtl w:val="false"/>
+        </w:rPr>
+        <w:t xml:space="preserve">Built CI/CD pipelines that shortened feature-delivery time by about 70%.</w:t>
+      </w:r>
+    </w:p>
+    <w:p>
+      <w:pPr>
+        <w:pStyle w:val="ListParagraph"/>
+        <w:numPr>
+          <w:ilvl w:val="0"/>
+          <w:numId w:val="1"/>
+        </w:numPr>
+        <w:bidi w:val="false"/>
+        <w:spacing w:after="60" w:before="60"/>
+      </w:pPr>
+      <w:r>
+        <w:rPr>
+          <w:rFonts w:ascii="Aptos" w:cs="Aptos" w:eastAsia="Aptos" w:hAnsi="Aptos"/>
+          <w:color w:val="000000"/>
+          <w:sz w:val="24"/>
+          <w:szCs w:val="24"/>
+          <w:rtl w:val="false"/>
+        </w:rPr>
+        <w:t xml:space="preserve">Planned delivery and conducted technical interviews as a Technical Lead, increasing feature delivery by approximately 20%.
+Technologies: PHP, Laravel, Symfony, MySQL, Elasticsearch, RabbitMQ, AWS, Kubernetes, Helm, GitHub Actions, ArgoCD, Prometheus.</w:t>
+      </w:r>
+    </w:p>
+    <w:p>
+      <w:pPr>
+        <w:pStyle w:val="3"/>
+        <w:pStyle w:val="Heading3"/>
+        <w:bidi w:val="false"/>
+        <w:spacing w:after="120" w:before="240"/>
+      </w:pPr>
+      <w:bookmarkStart w:name="_Toc_Hyprr_Technical_Lead_November_2019_Janua_8" w:id="1"/>
+      <w:r>
+        <w:rPr>
+          <w:rFonts w:ascii="Aptos" w:cs="Aptos" w:eastAsia="Aptos" w:hAnsi="Aptos"/>
+          <w:color w:val="000000"/>
+          <w:sz w:val="24"/>
+          <w:szCs w:val="24"/>
+          <w:rtl w:val="false"/>
+        </w:rPr>
+        <w:t xml:space="preserve">Hyprr — Technical Lead | November 2019 – January 2021</w:t>
+      </w:r>
+      <w:bookmarkEnd w:id="1"/>
+    </w:p>
+    <w:p>
+      <w:pPr>
+        <w:pStyle w:val="ListParagraph"/>
+        <w:numPr>
+          <w:ilvl w:val="0"/>
+          <w:numId w:val="1"/>
+        </w:numPr>
+        <w:bidi w:val="false"/>
+        <w:spacing w:after="60" w:before="60"/>
+      </w:pPr>
+      <w:r>
+        <w:rPr>
+          <w:rFonts w:ascii="Aptos" w:cs="Aptos" w:eastAsia="Aptos" w:hAnsi="Aptos"/>
+          <w:color w:val="000000"/>
+          <w:sz w:val="24"/>
+          <w:szCs w:val="24"/>
+          <w:rtl w:val="false"/>
+        </w:rPr>
+        <w:t xml:space="preserve">Led backend delivery from prototype to closed beta in under six months.</w:t>
+      </w:r>
+    </w:p>
+    <w:p>
+      <w:pPr>
+        <w:pStyle w:val="ListParagraph"/>
+        <w:numPr>
+          <w:ilvl w:val="0"/>
+          <w:numId w:val="1"/>
+        </w:numPr>
+        <w:bidi w:val="false"/>
+        <w:spacing w:after="60" w:before="60"/>
+      </w:pPr>
+      <w:r>
+        <w:rPr>
+          <w:rFonts w:ascii="Aptos" w:cs="Aptos" w:eastAsia="Aptos" w:hAnsi="Aptos"/>
+          <w:color w:val="000000"/>
+          <w:sz w:val="24"/>
+          <w:szCs w:val="24"/>
+          <w:rtl w:val="false"/>
+        </w:rPr>
+        <w:t xml:space="preserve">Worked with the CTO on microservice and serverless architecture, CI/CD, reliability, and technical planning.</w:t>
+      </w:r>
+    </w:p>
+    <w:p>
+      <w:pPr>
+        <w:pStyle w:val="ListParagraph"/>
+        <w:numPr>
+          <w:ilvl w:val="0"/>
+          <w:numId w:val="1"/>
+        </w:numPr>
+        <w:bidi w:val="false"/>
+        <w:spacing w:after="60" w:before="60"/>
+      </w:pPr>
+      <w:r>
+        <w:rPr>
+          <w:rFonts w:ascii="Aptos" w:cs="Aptos" w:eastAsia="Aptos" w:hAnsi="Aptos"/>
+          <w:color w:val="000000"/>
+          <w:sz w:val="24"/>
+          <w:szCs w:val="24"/>
+          <w:rtl w:val="false"/>
+        </w:rPr>
+        <w:t xml:space="preserve">Directly managed ten developers and aligned technical choices with product stakeholders.
+Technologies: PHP, Go, Laravel, MySQL, AWS, Kubernetes, microservices, CI/CD.</w:t>
+      </w:r>
+    </w:p>
+    <w:p>
+      <w:pPr>
+        <w:pStyle w:val="3"/>
+        <w:pStyle w:val="Heading3"/>
+        <w:bidi w:val="false"/>
+        <w:spacing w:after="120" w:before="240"/>
+      </w:pPr>
+      <w:bookmarkStart w:name="_Toc_PDFfiller_Technical_Lead_October_2016_De_9" w:id="1"/>
+      <w:r>
+        <w:rPr>
+          <w:rFonts w:ascii="Aptos" w:cs="Aptos" w:eastAsia="Aptos" w:hAnsi="Aptos"/>
+          <w:color w:val="000000"/>
+          <w:sz w:val="24"/>
+          <w:szCs w:val="24"/>
+          <w:rtl w:val="false"/>
+        </w:rPr>
+        <w:t xml:space="preserve">PDFfiller — Technical Lead | October 2016 – December 2018</w:t>
+      </w:r>
+      <w:bookmarkEnd w:id="1"/>
+    </w:p>
+    <w:p>
+      <w:pPr>
+        <w:pStyle w:val="ListParagraph"/>
+        <w:numPr>
+          <w:ilvl w:val="0"/>
+          <w:numId w:val="1"/>
+        </w:numPr>
+        <w:bidi w:val="false"/>
+        <w:spacing w:after="60" w:before="60"/>
+      </w:pPr>
+      <w:r>
+        <w:rPr>
+          <w:rFonts w:ascii="Aptos" w:cs="Aptos" w:eastAsia="Aptos" w:hAnsi="Aptos"/>
+          <w:color w:val="000000"/>
+          <w:sz w:val="24"/>
+          <w:szCs w:val="24"/>
+          <w:rtl w:val="false"/>
+        </w:rPr>
+        <w:t xml:space="preserve">Led five backend engineers building a transactional-email service handling around 50 million messages each month.</w:t>
+      </w:r>
+    </w:p>
+    <w:p>
+      <w:pPr>
+        <w:pStyle w:val="ListParagraph"/>
+        <w:numPr>
+          <w:ilvl w:val="0"/>
+          <w:numId w:val="1"/>
+        </w:numPr>
+        <w:bidi w:val="false"/>
+        <w:spacing w:after="60" w:before="60"/>
+      </w:pPr>
+      <w:r>
+        <w:rPr>
+          <w:rFonts w:ascii="Aptos" w:cs="Aptos" w:eastAsia="Aptos" w:hAnsi="Aptos"/>
+          <w:color w:val="000000"/>
+          <w:sz w:val="24"/>
+          <w:szCs w:val="24"/>
+          <w:rtl w:val="false"/>
+        </w:rPr>
+        <w:t xml:space="preserve">Expanded service capacity by 400% and led delivery through BFCM periods with more than 10x traffic growth.</w:t>
+      </w:r>
+    </w:p>
+    <w:p>
+      <w:pPr>
+        <w:pStyle w:val="ListParagraph"/>
+        <w:numPr>
+          <w:ilvl w:val="0"/>
+          <w:numId w:val="1"/>
+        </w:numPr>
+        <w:bidi w:val="false"/>
+        <w:spacing w:after="60" w:before="60"/>
+      </w:pPr>
+      <w:r>
+        <w:rPr>
+          <w:rFonts w:ascii="Aptos" w:cs="Aptos" w:eastAsia="Aptos" w:hAnsi="Aptos"/>
+          <w:color w:val="000000"/>
+          <w:sz w:val="24"/>
+          <w:szCs w:val="24"/>
+          <w:rtl w:val="false"/>
+        </w:rPr>
+        <w:t xml:space="preserve">Made technical decisions on email infrastructure and production reliability.
+Technologies: PHP, Laravel, MySQL, Elasticsearch, RabbitMQ, AWS, DNS, DKIM, SPF, DMARC.</w:t>
+      </w:r>
+    </w:p>
+    <w:p>
+      <w:pPr>
+        <w:pStyle w:val="2"/>
+        <w:pStyle w:val="Heading2"/>
+        <w:bidi w:val="false"/>
+        <w:spacing w:after="120" w:before="240"/>
+      </w:pPr>
+      <w:bookmarkStart w:name="_Toc_Education_10" w:id="1"/>
+      <w:r>
+        <w:rPr>
+          <w:rFonts w:ascii="Aptos" w:cs="Aptos" w:eastAsia="Aptos" w:hAnsi="Aptos"/>
+          <w:color w:val="000000"/>
+          <w:sz w:val="28"/>
+          <w:szCs w:val="28"/>
+          <w:rtl w:val="false"/>
+        </w:rPr>
+        <w:t xml:space="preserve">Education</w:t>
+      </w:r>
+      <w:bookmarkEnd w:id="1"/>
+    </w:p>
+    <w:p>
+      <w:pPr>
         <w:bidi w:val="false"/>
         <w:spacing w:after="120" w:before="120" w:line="259.20000000000005"/>
         <w:jc w:val="left"/>
@@ -150,7 +1077,7 @@
           <w:szCs w:val="24"/>
           <w:rtl w:val="false"/>
         </w:rPr>
-        <w:t xml:space="preserve">PHP, Go, Symfony, Laravel, MySQL, PostgreSQL, RabbitMQ, REST APIs, AWS, Kubernetes, Prometheus, GitHub Actions, ArgoCD, Helm, CI/CD, microservices, event-driven systems, monitoring and logging.</w:t>
+        <w:t xml:space="preserve">MSc in Computer Science, National Technical University, Kharkiv, Ukraine | 2003 – 2008</w:t>
       </w:r>
     </w:p>
     <w:p>
@@ -160,7 +1087,7 @@
         <w:bidi w:val="false"/>
         <w:spacing w:after="120" w:before="240"/>
       </w:pPr>
-      <w:bookmarkStart w:name="_Toc_Experience_4" w:id="1"/>
+      <w:bookmarkStart w:name="_Toc_Languages_11" w:id="1"/>
       <w:r>
         <w:rPr>
           <w:rFonts w:ascii="Aptos" w:cs="Aptos" w:eastAsia="Aptos" w:hAnsi="Aptos"/>
@@ -169,342 +1096,7 @@
           <w:szCs w:val="28"/>
           <w:rtl w:val="false"/>
         </w:rPr>
-        <w:t xml:space="preserve">Experience</w:t>
-      </w:r>
-      <w:bookmarkEnd w:id="1"/>
-    </w:p>
-    <w:p>
-      <w:pPr>
-        <w:pStyle w:val="3"/>
-        <w:pStyle w:val="Heading3"/>
-        <w:bidi w:val="false"/>
-        <w:spacing w:after="120" w:before="240"/>
-      </w:pPr>
-      <w:bookmarkStart w:name="_Toc_Simplelife_Software_Developer_November_2_5" w:id="1"/>
-      <w:r>
-        <w:rPr>
-          <w:rFonts w:ascii="Aptos" w:cs="Aptos" w:eastAsia="Aptos" w:hAnsi="Aptos"/>
-          <w:color w:val="000000"/>
-          <w:sz w:val="24"/>
-          <w:szCs w:val="24"/>
-          <w:rtl w:val="false"/>
-        </w:rPr>
-        <w:t xml:space="preserve">Simple.life — Software Developer | November 2023 – July 2026</w:t>
-      </w:r>
-      <w:bookmarkEnd w:id="1"/>
-    </w:p>
-    <w:p>
-      <w:pPr>
-        <w:pStyle w:val="ListParagraph"/>
-        <w:numPr>
-          <w:ilvl w:val="0"/>
-          <w:numId w:val="1"/>
-        </w:numPr>
-        <w:bidi w:val="false"/>
-        <w:spacing w:after="60" w:before="60"/>
-      </w:pPr>
-      <w:r>
-        <w:rPr>
-          <w:rFonts w:ascii="Aptos" w:cs="Aptos" w:eastAsia="Aptos" w:hAnsi="Aptos"/>
-          <w:color w:val="000000"/>
-          <w:sz w:val="24"/>
-          <w:szCs w:val="24"/>
-          <w:rtl w:val="false"/>
-        </w:rPr>
-        <w:t xml:space="preserve">Designed and owned a support automation platform connecting Zendesk, Intercom and internal services.</w:t>
-      </w:r>
-    </w:p>
-    <w:p>
-      <w:pPr>
-        <w:pStyle w:val="ListParagraph"/>
-        <w:numPr>
-          <w:ilvl w:val="0"/>
-          <w:numId w:val="1"/>
-        </w:numPr>
-        <w:bidi w:val="false"/>
-        <w:spacing w:after="60" w:before="60"/>
-      </w:pPr>
-      <w:r>
-        <w:rPr>
-          <w:rFonts w:ascii="Aptos" w:cs="Aptos" w:eastAsia="Aptos" w:hAnsi="Aptos"/>
-          <w:color w:val="000000"/>
-          <w:sz w:val="24"/>
-          <w:szCs w:val="24"/>
-          <w:rtl w:val="false"/>
-        </w:rPr>
-        <w:t xml:space="preserve">Built resilient message-delivery pipelines with fallback logic, retries and monitoring.</w:t>
-      </w:r>
-    </w:p>
-    <w:p>
-      <w:pPr>
-        <w:pStyle w:val="ListParagraph"/>
-        <w:numPr>
-          <w:ilvl w:val="0"/>
-          <w:numId w:val="1"/>
-        </w:numPr>
-        <w:bidi w:val="false"/>
-        <w:spacing w:after="60" w:before="60"/>
-      </w:pPr>
-      <w:r>
-        <w:rPr>
-          <w:rFonts w:ascii="Aptos" w:cs="Aptos" w:eastAsia="Aptos" w:hAnsi="Aptos"/>
-          <w:color w:val="000000"/>
-          <w:sz w:val="24"/>
-          <w:szCs w:val="24"/>
-          <w:rtl w:val="false"/>
-        </w:rPr>
-        <w:t xml:space="preserve">Collaborated with Support Ops, Product and AI teams on automation scenarios.
-Technologies: Go, REST APIs, integrations, monitoring, support automation.</w:t>
-      </w:r>
-    </w:p>
-    <w:p>
-      <w:pPr>
-        <w:pStyle w:val="3"/>
-        <w:pStyle w:val="Heading3"/>
-        <w:bidi w:val="false"/>
-        <w:spacing w:after="120" w:before="240"/>
-      </w:pPr>
-      <w:bookmarkStart w:name="_Toc_CRURATED_PHP_Software_Developer_parttime_6" w:id="1"/>
-      <w:r>
-        <w:rPr>
-          <w:rFonts w:ascii="Aptos" w:cs="Aptos" w:eastAsia="Aptos" w:hAnsi="Aptos"/>
-          <w:color w:val="000000"/>
-          <w:sz w:val="24"/>
-          <w:szCs w:val="24"/>
-          <w:rtl w:val="false"/>
-        </w:rPr>
-        <w:t xml:space="preserve">CRURATED — PHP Software Developer, part-time subcontract | August 2024 – January 2026</w:t>
-      </w:r>
-      <w:bookmarkEnd w:id="1"/>
-    </w:p>
-    <w:p>
-      <w:pPr>
-        <w:pStyle w:val="ListParagraph"/>
-        <w:numPr>
-          <w:ilvl w:val="0"/>
-          <w:numId w:val="1"/>
-        </w:numPr>
-        <w:bidi w:val="false"/>
-        <w:spacing w:after="60" w:before="60"/>
-      </w:pPr>
-      <w:r>
-        <w:rPr>
-          <w:rFonts w:ascii="Aptos" w:cs="Aptos" w:eastAsia="Aptos" w:hAnsi="Aptos"/>
-          <w:color w:val="000000"/>
-          <w:sz w:val="24"/>
-          <w:szCs w:val="24"/>
-          <w:rtl w:val="false"/>
-        </w:rPr>
-        <w:t xml:space="preserve">Architected event analytics infrastructure with versioned event schemas and multiple downstreams.</w:t>
-      </w:r>
-    </w:p>
-    <w:p>
-      <w:pPr>
-        <w:pStyle w:val="ListParagraph"/>
-        <w:numPr>
-          <w:ilvl w:val="0"/>
-          <w:numId w:val="1"/>
-        </w:numPr>
-        <w:bidi w:val="false"/>
-        <w:spacing w:after="60" w:before="60"/>
-      </w:pPr>
-      <w:r>
-        <w:rPr>
-          <w:rFonts w:ascii="Aptos" w:cs="Aptos" w:eastAsia="Aptos" w:hAnsi="Aptos"/>
-          <w:color w:val="000000"/>
-          <w:sz w:val="24"/>
-          <w:szCs w:val="24"/>
-          <w:rtl w:val="false"/>
-        </w:rPr>
-        <w:t xml:space="preserve">Built webhook and S3 delivery routing with retries, backpressure handling and observability.
-Technologies: PHP, AWS, webhooks, event-driven systems.</w:t>
-      </w:r>
-    </w:p>
-    <w:p>
-      <w:pPr>
-        <w:pStyle w:val="3"/>
-        <w:pStyle w:val="Heading3"/>
-        <w:bidi w:val="false"/>
-        <w:spacing w:after="120" w:before="240"/>
-      </w:pPr>
-      <w:bookmarkStart w:name="_Toc_airSlate_Senior_Software_Developer_Techn_7" w:id="1"/>
-      <w:r>
-        <w:rPr>
-          <w:rFonts w:ascii="Aptos" w:cs="Aptos" w:eastAsia="Aptos" w:hAnsi="Aptos"/>
-          <w:color w:val="000000"/>
-          <w:sz w:val="24"/>
-          <w:szCs w:val="24"/>
-          <w:rtl w:val="false"/>
-        </w:rPr>
-        <w:t xml:space="preserve">airSlate — Senior Software Developer / Technical Lead | February 2021 – August 2023</w:t>
-      </w:r>
-      <w:bookmarkEnd w:id="1"/>
-    </w:p>
-    <w:p>
-      <w:pPr>
-        <w:pStyle w:val="ListParagraph"/>
-        <w:numPr>
-          <w:ilvl w:val="0"/>
-          <w:numId w:val="1"/>
-        </w:numPr>
-        <w:bidi w:val="false"/>
-        <w:spacing w:after="60" w:before="60"/>
-      </w:pPr>
-      <w:r>
-        <w:rPr>
-          <w:rFonts w:ascii="Aptos" w:cs="Aptos" w:eastAsia="Aptos" w:hAnsi="Aptos"/>
-          <w:color w:val="000000"/>
-          <w:sz w:val="24"/>
-          <w:szCs w:val="24"/>
-          <w:rtl w:val="false"/>
-        </w:rPr>
-        <w:t xml:space="preserve">Developed Laravel/Symfony backend tooling and investigated API and database-query performance bottlenecks.</w:t>
-      </w:r>
-    </w:p>
-    <w:p>
-      <w:pPr>
-        <w:pStyle w:val="ListParagraph"/>
-        <w:numPr>
-          <w:ilvl w:val="0"/>
-          <w:numId w:val="1"/>
-        </w:numPr>
-        <w:bidi w:val="false"/>
-        <w:spacing w:after="60" w:before="60"/>
-      </w:pPr>
-      <w:r>
-        <w:rPr>
-          <w:rFonts w:ascii="Aptos" w:cs="Aptos" w:eastAsia="Aptos" w:hAnsi="Aptos"/>
-          <w:color w:val="000000"/>
-          <w:sz w:val="24"/>
-          <w:szCs w:val="24"/>
-          <w:rtl w:val="false"/>
-        </w:rPr>
-        <w:t xml:space="preserve">Migrated services from ECS to Kubernetes and prepared Helm, GitHub Actions and ArgoCD delivery workflows.</w:t>
-      </w:r>
-    </w:p>
-    <w:p>
-      <w:pPr>
-        <w:pStyle w:val="ListParagraph"/>
-        <w:numPr>
-          <w:ilvl w:val="0"/>
-          <w:numId w:val="1"/>
-        </w:numPr>
-        <w:bidi w:val="false"/>
-        <w:spacing w:after="60" w:before="60"/>
-      </w:pPr>
-      <w:r>
-        <w:rPr>
-          <w:rFonts w:ascii="Aptos" w:cs="Aptos" w:eastAsia="Aptos" w:hAnsi="Aptos"/>
-          <w:color w:val="000000"/>
-          <w:sz w:val="24"/>
-          <w:szCs w:val="24"/>
-          <w:rtl w:val="false"/>
-        </w:rPr>
-        <w:t xml:space="preserve">Diagnosed production issues through logs, monitoring and SRE dashboards.
-Technologies: PHP, Laravel, Symfony, MySQL, RabbitMQ, AWS, Kubernetes, Prometheus, GitHub Actions, ArgoCD, Helm.</w:t>
-      </w:r>
-    </w:p>
-    <w:p>
-      <w:pPr>
-        <w:pStyle w:val="3"/>
-        <w:pStyle w:val="Heading3"/>
-        <w:bidi w:val="false"/>
-        <w:spacing w:after="120" w:before="240"/>
-      </w:pPr>
-      <w:bookmarkStart w:name="_Toc_Hyprr_Technical_Lead_November_2019_Janua_8" w:id="1"/>
-      <w:r>
-        <w:rPr>
-          <w:rFonts w:ascii="Aptos" w:cs="Aptos" w:eastAsia="Aptos" w:hAnsi="Aptos"/>
-          <w:color w:val="000000"/>
-          <w:sz w:val="24"/>
-          <w:szCs w:val="24"/>
-          <w:rtl w:val="false"/>
-        </w:rPr>
-        <w:t xml:space="preserve">Hyprr — Technical Lead | November 2019 – January 2021</w:t>
-      </w:r>
-      <w:bookmarkEnd w:id="1"/>
-    </w:p>
-    <w:p>
-      <w:pPr>
-        <w:pStyle w:val="ListParagraph"/>
-        <w:numPr>
-          <w:ilvl w:val="0"/>
-          <w:numId w:val="1"/>
-        </w:numPr>
-        <w:bidi w:val="false"/>
-        <w:spacing w:after="60" w:before="60"/>
-      </w:pPr>
-      <w:r>
-        <w:rPr>
-          <w:rFonts w:ascii="Aptos" w:cs="Aptos" w:eastAsia="Aptos" w:hAnsi="Aptos"/>
-          <w:color w:val="000000"/>
-          <w:sz w:val="24"/>
-          <w:szCs w:val="24"/>
-          <w:rtl w:val="false"/>
-        </w:rPr>
-        <w:t xml:space="preserve">Helped take a product from prototype to closed beta while shaping microservice, serverless and CI/CD architecture.
-Technologies: PHP, Go, Laravel, MySQL, AWS, Kubernetes, microservices, REST APIs.</w:t>
-      </w:r>
-    </w:p>
-    <w:p>
-      <w:pPr>
-        <w:pStyle w:val="3"/>
-        <w:pStyle w:val="Heading3"/>
-        <w:bidi w:val="false"/>
-        <w:spacing w:after="120" w:before="240"/>
-      </w:pPr>
-      <w:bookmarkStart w:name="_Toc_PDFfiller_Technical_Lead_October_2016_De_9" w:id="1"/>
-      <w:r>
-        <w:rPr>
-          <w:rFonts w:ascii="Aptos" w:cs="Aptos" w:eastAsia="Aptos" w:hAnsi="Aptos"/>
-          <w:color w:val="000000"/>
-          <w:sz w:val="24"/>
-          <w:szCs w:val="24"/>
-          <w:rtl w:val="false"/>
-        </w:rPr>
-        <w:t xml:space="preserve">PDFfiller — Technical Lead | October 2016 – December 2018</w:t>
-      </w:r>
-      <w:bookmarkEnd w:id="1"/>
-    </w:p>
-    <w:p>
-      <w:pPr>
-        <w:pStyle w:val="ListParagraph"/>
-        <w:numPr>
-          <w:ilvl w:val="0"/>
-          <w:numId w:val="1"/>
-        </w:numPr>
-        <w:bidi w:val="false"/>
-        <w:spacing w:after="60" w:before="60"/>
-      </w:pPr>
-      <w:r>
-        <w:rPr>
-          <w:rFonts w:ascii="Aptos" w:cs="Aptos" w:eastAsia="Aptos" w:hAnsi="Aptos"/>
-          <w:color w:val="000000"/>
-          <w:sz w:val="24"/>
-          <w:szCs w:val="24"/>
-          <w:rtl w:val="false"/>
-        </w:rPr>
-        <w:t xml:space="preserve">Led five backend engineers developing a transactional email service handling around 50 million emails per month.
-Technologies: PHP, Laravel, MySQL, Elasticsearch, RabbitMQ, AWS, email infrastructure.</w:t>
-      </w:r>
-    </w:p>
-    <w:p>
-      <w:pPr>
-        <w:pStyle w:val="2"/>
-        <w:pStyle w:val="Heading2"/>
-        <w:bidi w:val="false"/>
-        <w:spacing w:after="120" w:before="240"/>
-      </w:pPr>
-      <w:bookmarkStart w:name="_Toc_Education_10" w:id="1"/>
-      <w:r>
-        <w:rPr>
-          <w:rFonts w:ascii="Aptos" w:cs="Aptos" w:eastAsia="Aptos" w:hAnsi="Aptos"/>
-          <w:color w:val="000000"/>
-          <w:sz w:val="28"/>
-          <w:szCs w:val="28"/>
-          <w:rtl w:val="false"/>
-        </w:rPr>
-        <w:t xml:space="preserve">Education</w:t>
+        <w:t xml:space="preserve">Languages</w:t>
       </w:r>
       <w:bookmarkEnd w:id="1"/>
     </w:p>
@@ -522,44 +1114,7 @@
           <w:szCs w:val="24"/>
           <w:rtl w:val="false"/>
         </w:rPr>
-        <w:t xml:space="preserve">MSc in Computer Science, National Technical University, Kharkiv, 2003–2008</w:t>
-      </w:r>
-    </w:p>
-    <w:p>
-      <w:pPr>
-        <w:pStyle w:val="2"/>
-        <w:pStyle w:val="Heading2"/>
-        <w:bidi w:val="false"/>
-        <w:spacing w:after="120" w:before="240"/>
-      </w:pPr>
-      <w:bookmarkStart w:name="_Toc_Languages_11" w:id="1"/>
-      <w:r>
-        <w:rPr>
-          <w:rFonts w:ascii="Aptos" w:cs="Aptos" w:eastAsia="Aptos" w:hAnsi="Aptos"/>
-          <w:color w:val="000000"/>
-          <w:sz w:val="28"/>
-          <w:szCs w:val="28"/>
-          <w:rtl w:val="false"/>
-        </w:rPr>
-        <w:t xml:space="preserve">Languages</w:t>
-      </w:r>
-      <w:bookmarkEnd w:id="1"/>
-    </w:p>
-    <w:p>
-      <w:pPr>
-        <w:bidi w:val="false"/>
-        <w:spacing w:after="120" w:before="120" w:line="259.20000000000005"/>
-        <w:jc w:val="left"/>
-      </w:pPr>
-      <w:r>
-        <w:rPr>
-          <w:rFonts w:ascii="Aptos" w:cs="Aptos" w:eastAsia="Aptos" w:hAnsi="Aptos"/>
-          <w:color w:val="000000"/>
-          <w:sz w:val="24"/>
-          <w:szCs w:val="24"/>
-          <w:rtl w:val="false"/>
-        </w:rPr>
-        <w:t xml:space="preserve">Ukrainian (native); English (professional working).</w:t>
+        <w:t xml:space="preserve">Ukrainian — native; English — professional working proficiency.</w:t>
       </w:r>
     </w:p>
     <w:sectPr>
